--- a/Requisitos/Módulo específico.docx
+++ b/Requisitos/Módulo específico.docx
@@ -11,8 +11,6 @@
           <w:shd w:val="clear" w:color="auto" w:fill="FFFFFF"/>
         </w:rPr>
       </w:pPr>
-      <w:bookmarkStart w:id="0" w:name="_GoBack"/>
-      <w:bookmarkEnd w:id="0"/>
       <w:r>
         <w:rPr>
           <w:rStyle w:val="Forte"/>
@@ -20,16 +18,7 @@
           <w:color w:val="0A0A0A"/>
           <w:shd w:val="clear" w:color="auto" w:fill="FFFFFF"/>
         </w:rPr>
-        <w:t>M</w:t>
-      </w:r>
-      <w:r>
-        <w:rPr>
-          <w:rStyle w:val="Forte"/>
-          <w:rFonts w:ascii="Arial" w:hAnsi="Arial" w:cs="Arial"/>
-          <w:color w:val="0A0A0A"/>
-          <w:shd w:val="clear" w:color="auto" w:fill="FFFFFF"/>
-        </w:rPr>
-        <w:t>ódulo específico</w:t>
+        <w:t>Módulo específico</w:t>
       </w:r>
       <w:r>
         <w:rPr>
@@ -88,15 +77,7 @@
           <w:color w:val="0A0A0A"/>
           <w:shd w:val="clear" w:color="auto" w:fill="FFFFFF"/>
         </w:rPr>
-        <w:t> para a instituição</w:t>
-      </w:r>
-      <w:r>
-        <w:rPr>
-          <w:rFonts w:ascii="Arial" w:hAnsi="Arial" w:cs="Arial"/>
-          <w:color w:val="0A0A0A"/>
-          <w:shd w:val="clear" w:color="auto" w:fill="FFFFFF"/>
-        </w:rPr>
-        <w:t>.</w:t>
+        <w:t> para a instituição.</w:t>
       </w:r>
     </w:p>
     <w:p>
@@ -2960,7 +2941,7 @@
           <w:lang w:eastAsia="pt-BR"/>
         </w:rPr>
         <w:pict>
-          <v:rect id="_x0000_i1029" style="width:0;height:.75pt" o:hralign="center" o:hrstd="t" o:hr="t" fillcolor="#a0a0a0" stroked="f"/>
+          <v:rect id="_x0000_i1027" style="width:0;height:.75pt" o:hralign="center" o:hrstd="t" o:hr="t" fillcolor="#a0a0a0" stroked="f"/>
         </w:pict>
       </w:r>
     </w:p>
@@ -3440,7 +3421,7 @@
           <w:lang w:eastAsia="pt-BR"/>
         </w:rPr>
         <w:pict>
-          <v:rect id="_x0000_i1030" style="width:0;height:.75pt" o:hralign="center" o:hrstd="t" o:hr="t" fillcolor="#a0a0a0" stroked="f"/>
+          <v:rect id="_x0000_i1028" style="width:0;height:.75pt" o:hralign="center" o:hrstd="t" o:hr="t" fillcolor="#a0a0a0" stroked="f"/>
         </w:pict>
       </w:r>
     </w:p>
@@ -3951,16 +3932,7 @@
           <w:shd w:val="clear" w:color="auto" w:fill="F0F2F5"/>
         </w:rPr>
         <w:lastRenderedPageBreak/>
-        <w:t>D</w:t>
-      </w:r>
-      <w:r>
-        <w:rPr>
-          <w:rFonts w:ascii="Arial" w:hAnsi="Arial" w:cs="Arial"/>
-          <w:b/>
-          <w:color w:val="0A0A0A"/>
-          <w:shd w:val="clear" w:color="auto" w:fill="F0F2F5"/>
-        </w:rPr>
-        <w:t>iagrama de classes</w:t>
+        <w:t>Diagrama de classes</w:t>
       </w:r>
     </w:p>
     <w:p>
@@ -6348,7 +6320,7 @@
           <w:lang w:eastAsia="pt-BR"/>
         </w:rPr>
         <w:pict>
-          <v:rect id="_x0000_i1037" style="width:0;height:.75pt" o:hralign="center" o:hrstd="t" o:hr="t" fillcolor="#a0a0a0" stroked="f"/>
+          <v:rect id="_x0000_i1029" style="width:0;height:.75pt" o:hralign="center" o:hrstd="t" o:hr="t" fillcolor="#a0a0a0" stroked="f"/>
         </w:pict>
       </w:r>
     </w:p>
@@ -6816,6 +6788,1179 @@
       </w:r>
     </w:p>
     <w:p/>
+    <w:p>
+      <w:pPr>
+        <w:shd w:val="clear" w:color="auto" w:fill="FFFFFF"/>
+        <w:spacing w:after="0" w:line="240" w:lineRule="auto"/>
+        <w:ind w:left="-15" w:right="-15"/>
+        <w:outlineLvl w:val="1"/>
+        <w:rPr>
+          <w:rFonts w:ascii="Times New Roman" w:eastAsia="Times New Roman" w:hAnsi="Times New Roman" w:cs="Times New Roman"/>
+          <w:b/>
+          <w:bCs/>
+          <w:color w:val="1F1F1F"/>
+          <w:sz w:val="36"/>
+          <w:szCs w:val="36"/>
+          <w:lang w:eastAsia="pt-BR"/>
+        </w:rPr>
+      </w:pPr>
+      <w:r>
+        <w:rPr>
+          <w:rFonts w:ascii="Times New Roman" w:eastAsia="Times New Roman" w:hAnsi="Times New Roman" w:cs="Times New Roman"/>
+          <w:b/>
+          <w:bCs/>
+          <w:color w:val="1F1F1F"/>
+          <w:sz w:val="36"/>
+          <w:szCs w:val="36"/>
+          <w:lang w:eastAsia="pt-BR"/>
+        </w:rPr>
+        <w:t>O Gemini disse</w:t>
+      </w:r>
+    </w:p>
+    <w:p>
+      <w:pPr>
+        <w:spacing w:after="240" w:line="240" w:lineRule="auto"/>
+        <w:rPr>
+          <w:rFonts w:ascii="Arial" w:eastAsia="Times New Roman" w:hAnsi="Arial" w:cs="Arial"/>
+          <w:color w:val="1F1F1F"/>
+          <w:sz w:val="24"/>
+          <w:szCs w:val="24"/>
+          <w:lang w:eastAsia="pt-BR"/>
+        </w:rPr>
+      </w:pPr>
+      <w:r>
+        <w:rPr>
+          <w:rFonts w:ascii="Arial" w:eastAsia="Times New Roman" w:hAnsi="Arial" w:cs="Arial"/>
+          <w:color w:val="1F1F1F"/>
+          <w:sz w:val="24"/>
+          <w:szCs w:val="24"/>
+          <w:lang w:eastAsia="pt-BR"/>
+        </w:rPr>
+        <w:t>Com base na estrutura de ERP universitário que você apresentou, selecionei as duas entidades centrais para detalhar seus casos de uso. Essas entidades são o "coração" do sistema acadêmico e financeiro.</w:t>
+      </w:r>
+    </w:p>
+    <w:p>
+      <w:pPr>
+        <w:spacing w:after="0" w:line="240" w:lineRule="auto"/>
+        <w:rPr>
+          <w:rFonts w:ascii="Arial" w:eastAsia="Times New Roman" w:hAnsi="Arial" w:cs="Arial"/>
+          <w:color w:val="1F1F1F"/>
+          <w:sz w:val="24"/>
+          <w:szCs w:val="24"/>
+          <w:lang w:eastAsia="pt-BR"/>
+        </w:rPr>
+      </w:pPr>
+      <w:r>
+        <w:rPr>
+          <w:rFonts w:ascii="Arial" w:eastAsia="Times New Roman" w:hAnsi="Arial" w:cs="Arial"/>
+          <w:color w:val="1F1F1F"/>
+          <w:sz w:val="24"/>
+          <w:szCs w:val="24"/>
+          <w:lang w:eastAsia="pt-BR"/>
+        </w:rPr>
+        <w:pict>
+          <v:rect id="_x0000_i1030" style="width:0;height:1.5pt" o:hralign="center" o:hrstd="t" o:hr="t" fillcolor="#a0a0a0" stroked="f"/>
+        </w:pict>
+      </w:r>
+    </w:p>
+    <w:p>
+      <w:pPr>
+        <w:spacing w:before="420" w:after="120" w:line="420" w:lineRule="atLeast"/>
+        <w:outlineLvl w:val="1"/>
+        <w:rPr>
+          <w:rFonts w:ascii="Arial" w:eastAsia="Times New Roman" w:hAnsi="Arial" w:cs="Arial"/>
+          <w:b/>
+          <w:bCs/>
+          <w:color w:val="1F1F1F"/>
+          <w:sz w:val="30"/>
+          <w:szCs w:val="30"/>
+          <w:lang w:eastAsia="pt-BR"/>
+        </w:rPr>
+      </w:pPr>
+      <w:r>
+        <w:rPr>
+          <w:rFonts w:ascii="Arial" w:eastAsia="Times New Roman" w:hAnsi="Arial" w:cs="Arial"/>
+          <w:b/>
+          <w:bCs/>
+          <w:color w:val="1F1F1F"/>
+          <w:sz w:val="30"/>
+          <w:szCs w:val="30"/>
+          <w:lang w:eastAsia="pt-BR"/>
+        </w:rPr>
+        <w:t>1. Entidade: Aluno</w:t>
+      </w:r>
+    </w:p>
+    <w:p>
+      <w:pPr>
+        <w:spacing w:after="240" w:line="240" w:lineRule="auto"/>
+        <w:rPr>
+          <w:rFonts w:ascii="Arial" w:eastAsia="Times New Roman" w:hAnsi="Arial" w:cs="Arial"/>
+          <w:color w:val="1F1F1F"/>
+          <w:sz w:val="24"/>
+          <w:szCs w:val="24"/>
+          <w:lang w:eastAsia="pt-BR"/>
+        </w:rPr>
+      </w:pPr>
+      <w:r>
+        <w:rPr>
+          <w:rFonts w:ascii="Arial" w:eastAsia="Times New Roman" w:hAnsi="Arial" w:cs="Arial"/>
+          <w:color w:val="1F1F1F"/>
+          <w:sz w:val="24"/>
+          <w:szCs w:val="24"/>
+          <w:lang w:eastAsia="pt-BR"/>
+        </w:rPr>
+        <w:t xml:space="preserve">O </w:t>
+      </w:r>
+      <w:r>
+        <w:rPr>
+          <w:rFonts w:ascii="Arial" w:eastAsia="Times New Roman" w:hAnsi="Arial" w:cs="Arial"/>
+          <w:b/>
+          <w:bCs/>
+          <w:color w:val="1F1F1F"/>
+          <w:sz w:val="24"/>
+          <w:szCs w:val="24"/>
+          <w:lang w:eastAsia="pt-BR"/>
+        </w:rPr>
+        <w:t>Aluno</w:t>
+      </w:r>
+      <w:r>
+        <w:rPr>
+          <w:rFonts w:ascii="Arial" w:eastAsia="Times New Roman" w:hAnsi="Arial" w:cs="Arial"/>
+          <w:color w:val="1F1F1F"/>
+          <w:sz w:val="24"/>
+          <w:szCs w:val="24"/>
+          <w:lang w:eastAsia="pt-BR"/>
+        </w:rPr>
+        <w:t xml:space="preserve"> é o ator principal e a entidade que consome a maior parte dos serviços do portal.</w:t>
+      </w:r>
+    </w:p>
+    <w:p>
+      <w:pPr>
+        <w:spacing w:before="420" w:after="120" w:line="360" w:lineRule="atLeast"/>
+        <w:outlineLvl w:val="2"/>
+        <w:rPr>
+          <w:rFonts w:ascii="Arial" w:eastAsia="Times New Roman" w:hAnsi="Arial" w:cs="Arial"/>
+          <w:b/>
+          <w:bCs/>
+          <w:color w:val="1F1F1F"/>
+          <w:sz w:val="24"/>
+          <w:szCs w:val="24"/>
+          <w:lang w:eastAsia="pt-BR"/>
+        </w:rPr>
+      </w:pPr>
+      <w:r>
+        <w:rPr>
+          <w:rFonts w:ascii="Arial" w:eastAsia="Times New Roman" w:hAnsi="Arial" w:cs="Arial"/>
+          <w:b/>
+          <w:bCs/>
+          <w:color w:val="1F1F1F"/>
+          <w:sz w:val="24"/>
+          <w:szCs w:val="24"/>
+          <w:lang w:eastAsia="pt-BR"/>
+        </w:rPr>
+        <w:t>Casos de Uso do Aluno</w:t>
+      </w:r>
+    </w:p>
+    <w:p>
+      <w:pPr>
+        <w:numPr>
+          <w:ilvl w:val="0"/>
+          <w:numId w:val="21"/>
+        </w:numPr>
+        <w:spacing w:before="120" w:after="120" w:line="240" w:lineRule="auto"/>
+        <w:ind w:left="0"/>
+        <w:rPr>
+          <w:rFonts w:ascii="Arial" w:eastAsia="Times New Roman" w:hAnsi="Arial" w:cs="Arial"/>
+          <w:color w:val="1F1F1F"/>
+          <w:sz w:val="24"/>
+          <w:szCs w:val="24"/>
+          <w:lang w:eastAsia="pt-BR"/>
+        </w:rPr>
+      </w:pPr>
+      <w:r>
+        <w:rPr>
+          <w:rFonts w:ascii="Arial" w:eastAsia="Times New Roman" w:hAnsi="Arial" w:cs="Arial"/>
+          <w:b/>
+          <w:bCs/>
+          <w:color w:val="1F1F1F"/>
+          <w:sz w:val="24"/>
+          <w:szCs w:val="24"/>
+          <w:lang w:eastAsia="pt-BR"/>
+        </w:rPr>
+        <w:t>UC01 - Realizar Matrícula Online:</w:t>
+      </w:r>
+      <w:r>
+        <w:rPr>
+          <w:rFonts w:ascii="Arial" w:eastAsia="Times New Roman" w:hAnsi="Arial" w:cs="Arial"/>
+          <w:color w:val="1F1F1F"/>
+          <w:sz w:val="24"/>
+          <w:szCs w:val="24"/>
+          <w:lang w:eastAsia="pt-BR"/>
+        </w:rPr>
+        <w:t xml:space="preserve"> O aluno seleciona as disciplinas para o semestre. O sistema valida pré-requisitos, disponibilidade de vagas e conflitos de horário.</w:t>
+      </w:r>
+    </w:p>
+    <w:p>
+      <w:pPr>
+        <w:numPr>
+          <w:ilvl w:val="0"/>
+          <w:numId w:val="21"/>
+        </w:numPr>
+        <w:spacing w:before="120" w:after="120" w:line="240" w:lineRule="auto"/>
+        <w:ind w:left="0"/>
+        <w:rPr>
+          <w:rFonts w:ascii="Arial" w:eastAsia="Times New Roman" w:hAnsi="Arial" w:cs="Arial"/>
+          <w:color w:val="1F1F1F"/>
+          <w:sz w:val="24"/>
+          <w:szCs w:val="24"/>
+          <w:lang w:eastAsia="pt-BR"/>
+        </w:rPr>
+      </w:pPr>
+      <w:r>
+        <w:rPr>
+          <w:rFonts w:ascii="Arial" w:eastAsia="Times New Roman" w:hAnsi="Arial" w:cs="Arial"/>
+          <w:b/>
+          <w:bCs/>
+          <w:color w:val="1F1F1F"/>
+          <w:sz w:val="24"/>
+          <w:szCs w:val="24"/>
+          <w:lang w:eastAsia="pt-BR"/>
+        </w:rPr>
+        <w:t>UC02 - Consultar Histórico Acadêmico:</w:t>
+      </w:r>
+      <w:r>
+        <w:rPr>
+          <w:rFonts w:ascii="Arial" w:eastAsia="Times New Roman" w:hAnsi="Arial" w:cs="Arial"/>
+          <w:color w:val="1F1F1F"/>
+          <w:sz w:val="24"/>
+          <w:szCs w:val="24"/>
+          <w:lang w:eastAsia="pt-BR"/>
+        </w:rPr>
+        <w:t xml:space="preserve"> Visualização de notas, faltas e progresso curricular ao longo do curso.</w:t>
+      </w:r>
+    </w:p>
+    <w:p>
+      <w:pPr>
+        <w:numPr>
+          <w:ilvl w:val="0"/>
+          <w:numId w:val="21"/>
+        </w:numPr>
+        <w:spacing w:before="120" w:after="120" w:line="240" w:lineRule="auto"/>
+        <w:ind w:left="0"/>
+        <w:rPr>
+          <w:rFonts w:ascii="Arial" w:eastAsia="Times New Roman" w:hAnsi="Arial" w:cs="Arial"/>
+          <w:color w:val="1F1F1F"/>
+          <w:sz w:val="24"/>
+          <w:szCs w:val="24"/>
+          <w:lang w:eastAsia="pt-BR"/>
+        </w:rPr>
+      </w:pPr>
+      <w:r>
+        <w:rPr>
+          <w:rFonts w:ascii="Arial" w:eastAsia="Times New Roman" w:hAnsi="Arial" w:cs="Arial"/>
+          <w:b/>
+          <w:bCs/>
+          <w:color w:val="1F1F1F"/>
+          <w:sz w:val="24"/>
+          <w:szCs w:val="24"/>
+          <w:lang w:eastAsia="pt-BR"/>
+        </w:rPr>
+        <w:t>UC03 - Gerar Boleto/Pix de Mensalidade:</w:t>
+      </w:r>
+      <w:r>
+        <w:rPr>
+          <w:rFonts w:ascii="Arial" w:eastAsia="Times New Roman" w:hAnsi="Arial" w:cs="Arial"/>
+          <w:color w:val="1F1F1F"/>
+          <w:sz w:val="24"/>
+          <w:szCs w:val="24"/>
+          <w:lang w:eastAsia="pt-BR"/>
+        </w:rPr>
+        <w:t xml:space="preserve"> Acesso ao módulo financeiro para emissão de títulos de pagamento com baixa automática via API bancária.</w:t>
+      </w:r>
+    </w:p>
+    <w:p>
+      <w:pPr>
+        <w:numPr>
+          <w:ilvl w:val="0"/>
+          <w:numId w:val="21"/>
+        </w:numPr>
+        <w:spacing w:before="120" w:after="120" w:line="240" w:lineRule="auto"/>
+        <w:ind w:left="0"/>
+        <w:rPr>
+          <w:rFonts w:ascii="Arial" w:eastAsia="Times New Roman" w:hAnsi="Arial" w:cs="Arial"/>
+          <w:color w:val="1F1F1F"/>
+          <w:sz w:val="24"/>
+          <w:szCs w:val="24"/>
+          <w:lang w:eastAsia="pt-BR"/>
+        </w:rPr>
+      </w:pPr>
+      <w:r>
+        <w:rPr>
+          <w:rFonts w:ascii="Arial" w:eastAsia="Times New Roman" w:hAnsi="Arial" w:cs="Arial"/>
+          <w:b/>
+          <w:bCs/>
+          <w:color w:val="1F1F1F"/>
+          <w:sz w:val="24"/>
+          <w:szCs w:val="24"/>
+          <w:lang w:eastAsia="pt-BR"/>
+        </w:rPr>
+        <w:t>UC04 - Solicitar Documentos Digitais:</w:t>
+      </w:r>
+      <w:r>
+        <w:rPr>
+          <w:rFonts w:ascii="Arial" w:eastAsia="Times New Roman" w:hAnsi="Arial" w:cs="Arial"/>
+          <w:color w:val="1F1F1F"/>
+          <w:sz w:val="24"/>
+          <w:szCs w:val="24"/>
+          <w:lang w:eastAsia="pt-BR"/>
+        </w:rPr>
+        <w:t xml:space="preserve"> Emissão de declarações de matrícula ou histórico parcial com autenticação via QR Code (conforme RF03).</w:t>
+      </w:r>
+    </w:p>
+    <w:p>
+      <w:pPr>
+        <w:spacing w:after="0" w:line="240" w:lineRule="auto"/>
+        <w:rPr>
+          <w:rFonts w:ascii="Arial" w:eastAsia="Times New Roman" w:hAnsi="Arial" w:cs="Arial"/>
+          <w:color w:val="1F1F1F"/>
+          <w:sz w:val="24"/>
+          <w:szCs w:val="24"/>
+          <w:lang w:eastAsia="pt-BR"/>
+        </w:rPr>
+      </w:pPr>
+      <w:r>
+        <w:rPr>
+          <w:rFonts w:ascii="Arial" w:eastAsia="Times New Roman" w:hAnsi="Arial" w:cs="Arial"/>
+          <w:color w:val="1F1F1F"/>
+          <w:sz w:val="24"/>
+          <w:szCs w:val="24"/>
+          <w:lang w:eastAsia="pt-BR"/>
+        </w:rPr>
+        <w:pict>
+          <v:rect id="_x0000_i1031" style="width:0;height:1.5pt" o:hralign="center" o:hrstd="t" o:hr="t" fillcolor="#a0a0a0" stroked="f"/>
+        </w:pict>
+      </w:r>
+    </w:p>
+    <w:p>
+      <w:pPr>
+        <w:spacing w:before="420" w:after="120" w:line="420" w:lineRule="atLeast"/>
+        <w:outlineLvl w:val="1"/>
+        <w:rPr>
+          <w:rFonts w:ascii="Arial" w:eastAsia="Times New Roman" w:hAnsi="Arial" w:cs="Arial"/>
+          <w:b/>
+          <w:bCs/>
+          <w:color w:val="1F1F1F"/>
+          <w:sz w:val="30"/>
+          <w:szCs w:val="30"/>
+          <w:lang w:eastAsia="pt-BR"/>
+        </w:rPr>
+      </w:pPr>
+      <w:r>
+        <w:rPr>
+          <w:rFonts w:ascii="Arial" w:eastAsia="Times New Roman" w:hAnsi="Arial" w:cs="Arial"/>
+          <w:b/>
+          <w:bCs/>
+          <w:color w:val="1F1F1F"/>
+          <w:sz w:val="30"/>
+          <w:szCs w:val="30"/>
+          <w:lang w:eastAsia="pt-BR"/>
+        </w:rPr>
+        <w:t>2. Entidade: Professor</w:t>
+      </w:r>
+    </w:p>
+    <w:p>
+      <w:pPr>
+        <w:spacing w:after="240" w:line="240" w:lineRule="auto"/>
+        <w:rPr>
+          <w:rFonts w:ascii="Arial" w:eastAsia="Times New Roman" w:hAnsi="Arial" w:cs="Arial"/>
+          <w:color w:val="1F1F1F"/>
+          <w:sz w:val="24"/>
+          <w:szCs w:val="24"/>
+          <w:lang w:eastAsia="pt-BR"/>
+        </w:rPr>
+      </w:pPr>
+      <w:r>
+        <w:rPr>
+          <w:rFonts w:ascii="Arial" w:eastAsia="Times New Roman" w:hAnsi="Arial" w:cs="Arial"/>
+          <w:color w:val="1F1F1F"/>
+          <w:sz w:val="24"/>
+          <w:szCs w:val="24"/>
+          <w:lang w:eastAsia="pt-BR"/>
+        </w:rPr>
+        <w:t xml:space="preserve">O </w:t>
+      </w:r>
+      <w:r>
+        <w:rPr>
+          <w:rFonts w:ascii="Arial" w:eastAsia="Times New Roman" w:hAnsi="Arial" w:cs="Arial"/>
+          <w:b/>
+          <w:bCs/>
+          <w:color w:val="1F1F1F"/>
+          <w:sz w:val="24"/>
+          <w:szCs w:val="24"/>
+          <w:lang w:eastAsia="pt-BR"/>
+        </w:rPr>
+        <w:t>Professor</w:t>
+      </w:r>
+      <w:r>
+        <w:rPr>
+          <w:rFonts w:ascii="Arial" w:eastAsia="Times New Roman" w:hAnsi="Arial" w:cs="Arial"/>
+          <w:color w:val="1F1F1F"/>
+          <w:sz w:val="24"/>
+          <w:szCs w:val="24"/>
+          <w:lang w:eastAsia="pt-BR"/>
+        </w:rPr>
+        <w:t xml:space="preserve"> é a entidade responsável pela alimentação dos dados pedagógicos que mantêm o sistema atualizado.</w:t>
+      </w:r>
+    </w:p>
+    <w:p>
+      <w:pPr>
+        <w:spacing w:before="420" w:after="120" w:line="360" w:lineRule="atLeast"/>
+        <w:outlineLvl w:val="2"/>
+        <w:rPr>
+          <w:rFonts w:ascii="Arial" w:eastAsia="Times New Roman" w:hAnsi="Arial" w:cs="Arial"/>
+          <w:b/>
+          <w:bCs/>
+          <w:color w:val="1F1F1F"/>
+          <w:sz w:val="24"/>
+          <w:szCs w:val="24"/>
+          <w:lang w:eastAsia="pt-BR"/>
+        </w:rPr>
+      </w:pPr>
+      <w:r>
+        <w:rPr>
+          <w:rFonts w:ascii="Arial" w:eastAsia="Times New Roman" w:hAnsi="Arial" w:cs="Arial"/>
+          <w:b/>
+          <w:bCs/>
+          <w:color w:val="1F1F1F"/>
+          <w:sz w:val="24"/>
+          <w:szCs w:val="24"/>
+          <w:lang w:eastAsia="pt-BR"/>
+        </w:rPr>
+        <w:t>Casos de Uso do Professor</w:t>
+      </w:r>
+    </w:p>
+    <w:p>
+      <w:pPr>
+        <w:numPr>
+          <w:ilvl w:val="0"/>
+          <w:numId w:val="22"/>
+        </w:numPr>
+        <w:spacing w:before="120" w:after="120" w:line="240" w:lineRule="auto"/>
+        <w:ind w:left="0"/>
+        <w:rPr>
+          <w:rFonts w:ascii="Arial" w:eastAsia="Times New Roman" w:hAnsi="Arial" w:cs="Arial"/>
+          <w:color w:val="1F1F1F"/>
+          <w:sz w:val="24"/>
+          <w:szCs w:val="24"/>
+          <w:lang w:eastAsia="pt-BR"/>
+        </w:rPr>
+      </w:pPr>
+      <w:r>
+        <w:rPr>
+          <w:rFonts w:ascii="Arial" w:eastAsia="Times New Roman" w:hAnsi="Arial" w:cs="Arial"/>
+          <w:b/>
+          <w:bCs/>
+          <w:color w:val="1F1F1F"/>
+          <w:sz w:val="24"/>
+          <w:szCs w:val="24"/>
+          <w:lang w:eastAsia="pt-BR"/>
+        </w:rPr>
+        <w:t>UC05 - Lançar Notas e Faltas (Diário Digital):</w:t>
+      </w:r>
+      <w:r>
+        <w:rPr>
+          <w:rFonts w:ascii="Arial" w:eastAsia="Times New Roman" w:hAnsi="Arial" w:cs="Arial"/>
+          <w:color w:val="1F1F1F"/>
+          <w:sz w:val="24"/>
+          <w:szCs w:val="24"/>
+          <w:lang w:eastAsia="pt-BR"/>
+        </w:rPr>
+        <w:t xml:space="preserve"> Registro do desempenho dos alunos. O sistema deve realizar o cálculo automático da média e definir a situação final (Aprovado/Reprovado) conforme as regras da instituição.</w:t>
+      </w:r>
+    </w:p>
+    <w:p>
+      <w:pPr>
+        <w:numPr>
+          <w:ilvl w:val="0"/>
+          <w:numId w:val="22"/>
+        </w:numPr>
+        <w:spacing w:before="120" w:after="120" w:line="240" w:lineRule="auto"/>
+        <w:ind w:left="0"/>
+        <w:rPr>
+          <w:rFonts w:ascii="Arial" w:eastAsia="Times New Roman" w:hAnsi="Arial" w:cs="Arial"/>
+          <w:color w:val="1F1F1F"/>
+          <w:sz w:val="24"/>
+          <w:szCs w:val="24"/>
+          <w:lang w:eastAsia="pt-BR"/>
+        </w:rPr>
+      </w:pPr>
+      <w:r>
+        <w:rPr>
+          <w:rFonts w:ascii="Arial" w:eastAsia="Times New Roman" w:hAnsi="Arial" w:cs="Arial"/>
+          <w:b/>
+          <w:bCs/>
+          <w:color w:val="1F1F1F"/>
+          <w:sz w:val="24"/>
+          <w:szCs w:val="24"/>
+          <w:lang w:eastAsia="pt-BR"/>
+        </w:rPr>
+        <w:t>UC06 - Disponibilizar Conteúdo Programático:</w:t>
+      </w:r>
+      <w:r>
+        <w:rPr>
+          <w:rFonts w:ascii="Arial" w:eastAsia="Times New Roman" w:hAnsi="Arial" w:cs="Arial"/>
+          <w:color w:val="1F1F1F"/>
+          <w:sz w:val="24"/>
+          <w:szCs w:val="24"/>
+          <w:lang w:eastAsia="pt-BR"/>
+        </w:rPr>
+        <w:t xml:space="preserve"> Upload de planos de ensino, materiais de aula e referências bibliográficas para as turmas sob sua responsabilidade.</w:t>
+      </w:r>
+    </w:p>
+    <w:p>
+      <w:pPr>
+        <w:numPr>
+          <w:ilvl w:val="0"/>
+          <w:numId w:val="22"/>
+        </w:numPr>
+        <w:spacing w:before="120" w:after="120" w:line="240" w:lineRule="auto"/>
+        <w:ind w:left="0"/>
+        <w:rPr>
+          <w:rFonts w:ascii="Arial" w:eastAsia="Times New Roman" w:hAnsi="Arial" w:cs="Arial"/>
+          <w:color w:val="1F1F1F"/>
+          <w:sz w:val="24"/>
+          <w:szCs w:val="24"/>
+          <w:lang w:eastAsia="pt-BR"/>
+        </w:rPr>
+      </w:pPr>
+      <w:r>
+        <w:rPr>
+          <w:rFonts w:ascii="Arial" w:eastAsia="Times New Roman" w:hAnsi="Arial" w:cs="Arial"/>
+          <w:b/>
+          <w:bCs/>
+          <w:color w:val="1F1F1F"/>
+          <w:sz w:val="24"/>
+          <w:szCs w:val="24"/>
+          <w:lang w:eastAsia="pt-BR"/>
+        </w:rPr>
+        <w:t>UC07 - Consultar Grade de Horários:</w:t>
+      </w:r>
+      <w:r>
+        <w:rPr>
+          <w:rFonts w:ascii="Arial" w:eastAsia="Times New Roman" w:hAnsi="Arial" w:cs="Arial"/>
+          <w:color w:val="1F1F1F"/>
+          <w:sz w:val="24"/>
+          <w:szCs w:val="24"/>
+          <w:lang w:eastAsia="pt-BR"/>
+        </w:rPr>
+        <w:t xml:space="preserve"> Visualização das turmas, salas e horários alocados para o semestre letivo.</w:t>
+      </w:r>
+    </w:p>
+    <w:p>
+      <w:pPr>
+        <w:numPr>
+          <w:ilvl w:val="0"/>
+          <w:numId w:val="22"/>
+        </w:numPr>
+        <w:spacing w:before="120" w:after="120" w:line="240" w:lineRule="auto"/>
+        <w:ind w:left="0"/>
+        <w:rPr>
+          <w:rFonts w:ascii="Arial" w:eastAsia="Times New Roman" w:hAnsi="Arial" w:cs="Arial"/>
+          <w:color w:val="1F1F1F"/>
+          <w:sz w:val="24"/>
+          <w:szCs w:val="24"/>
+          <w:lang w:eastAsia="pt-BR"/>
+        </w:rPr>
+      </w:pPr>
+      <w:r>
+        <w:rPr>
+          <w:rFonts w:ascii="Arial" w:eastAsia="Times New Roman" w:hAnsi="Arial" w:cs="Arial"/>
+          <w:b/>
+          <w:bCs/>
+          <w:color w:val="1F1F1F"/>
+          <w:sz w:val="24"/>
+          <w:szCs w:val="24"/>
+          <w:lang w:eastAsia="pt-BR"/>
+        </w:rPr>
+        <w:lastRenderedPageBreak/>
+        <w:t>UC08 - Validar Frequência (Assiduidade):</w:t>
+      </w:r>
+      <w:r>
+        <w:rPr>
+          <w:rFonts w:ascii="Arial" w:eastAsia="Times New Roman" w:hAnsi="Arial" w:cs="Arial"/>
+          <w:color w:val="1F1F1F"/>
+          <w:sz w:val="24"/>
+          <w:szCs w:val="24"/>
+          <w:lang w:eastAsia="pt-BR"/>
+        </w:rPr>
+        <w:t xml:space="preserve"> Fechamento periódico da presença dos alunos para fins de relatórios do Censo (MEC).</w:t>
+      </w:r>
+    </w:p>
+    <w:p>
+      <w:pPr>
+        <w:spacing w:after="0" w:line="240" w:lineRule="auto"/>
+        <w:rPr>
+          <w:rFonts w:ascii="Arial" w:eastAsia="Times New Roman" w:hAnsi="Arial" w:cs="Arial"/>
+          <w:color w:val="1F1F1F"/>
+          <w:sz w:val="24"/>
+          <w:szCs w:val="24"/>
+          <w:lang w:eastAsia="pt-BR"/>
+        </w:rPr>
+      </w:pPr>
+      <w:r>
+        <w:rPr>
+          <w:rFonts w:ascii="Arial" w:eastAsia="Times New Roman" w:hAnsi="Arial" w:cs="Arial"/>
+          <w:color w:val="1F1F1F"/>
+          <w:sz w:val="24"/>
+          <w:szCs w:val="24"/>
+          <w:lang w:eastAsia="pt-BR"/>
+        </w:rPr>
+        <w:pict>
+          <v:rect id="_x0000_i1032" style="width:0;height:1.5pt" o:hralign="center" o:hrstd="t" o:hr="t" fillcolor="#a0a0a0" stroked="f"/>
+        </w:pict>
+      </w:r>
+    </w:p>
+    <w:p>
+      <w:pPr>
+        <w:spacing w:before="420" w:after="120" w:line="360" w:lineRule="atLeast"/>
+        <w:outlineLvl w:val="2"/>
+        <w:rPr>
+          <w:rFonts w:ascii="Arial" w:eastAsia="Times New Roman" w:hAnsi="Arial" w:cs="Arial"/>
+          <w:b/>
+          <w:bCs/>
+          <w:color w:val="1F1F1F"/>
+          <w:sz w:val="24"/>
+          <w:szCs w:val="24"/>
+          <w:lang w:eastAsia="pt-BR"/>
+        </w:rPr>
+      </w:pPr>
+      <w:r>
+        <w:rPr>
+          <w:rFonts w:ascii="Arial" w:eastAsia="Times New Roman" w:hAnsi="Arial" w:cs="Arial"/>
+          <w:b/>
+          <w:bCs/>
+          <w:color w:val="1F1F1F"/>
+          <w:sz w:val="24"/>
+          <w:szCs w:val="24"/>
+          <w:lang w:eastAsia="pt-BR"/>
+        </w:rPr>
+        <w:t>Tabela de Relacionamento e Regras de Negócio</w:t>
+      </w:r>
+    </w:p>
+    <w:tbl>
+      <w:tblPr>
+        <w:tblW w:w="10380" w:type="dxa"/>
+        <w:tblCellSpacing w:w="15" w:type="dxa"/>
+        <w:shd w:val="clear" w:color="auto" w:fill="F0F4F9"/>
+        <w:tblCellMar>
+          <w:top w:w="15" w:type="dxa"/>
+          <w:left w:w="15" w:type="dxa"/>
+          <w:bottom w:w="15" w:type="dxa"/>
+          <w:right w:w="15" w:type="dxa"/>
+        </w:tblCellMar>
+        <w:tblLook w:val="04A0" w:firstRow="1" w:lastRow="0" w:firstColumn="1" w:lastColumn="0" w:noHBand="0" w:noVBand="1"/>
+      </w:tblPr>
+      <w:tblGrid>
+        <w:gridCol w:w="1890"/>
+        <w:gridCol w:w="2137"/>
+        <w:gridCol w:w="6353"/>
+      </w:tblGrid>
+      <w:tr>
+        <w:trPr>
+          <w:tblHeader/>
+          <w:tblCellSpacing w:w="15" w:type="dxa"/>
+        </w:trPr>
+        <w:tc>
+          <w:tcPr>
+            <w:tcW w:w="0" w:type="auto"/>
+            <w:shd w:val="clear" w:color="auto" w:fill="F8FAFD"/>
+            <w:tcMar>
+              <w:top w:w="120" w:type="dxa"/>
+              <w:left w:w="180" w:type="dxa"/>
+              <w:bottom w:w="120" w:type="dxa"/>
+              <w:right w:w="180" w:type="dxa"/>
+            </w:tcMar>
+            <w:hideMark/>
+          </w:tcPr>
+          <w:p>
+            <w:pPr>
+              <w:spacing w:after="0" w:line="300" w:lineRule="atLeast"/>
+              <w:rPr>
+                <w:rFonts w:ascii="Arial" w:eastAsia="Times New Roman" w:hAnsi="Arial" w:cs="Arial"/>
+                <w:sz w:val="21"/>
+                <w:szCs w:val="21"/>
+                <w:lang w:eastAsia="pt-BR"/>
+              </w:rPr>
+            </w:pPr>
+            <w:r>
+              <w:rPr>
+                <w:rFonts w:ascii="Arial" w:eastAsia="Times New Roman" w:hAnsi="Arial" w:cs="Arial"/>
+                <w:sz w:val="21"/>
+                <w:szCs w:val="21"/>
+                <w:lang w:eastAsia="pt-BR"/>
+              </w:rPr>
+              <w:t>Caso de Uso</w:t>
+            </w:r>
+          </w:p>
+        </w:tc>
+        <w:tc>
+          <w:tcPr>
+            <w:tcW w:w="0" w:type="auto"/>
+            <w:shd w:val="clear" w:color="auto" w:fill="F8FAFD"/>
+            <w:tcMar>
+              <w:top w:w="120" w:type="dxa"/>
+              <w:left w:w="180" w:type="dxa"/>
+              <w:bottom w:w="120" w:type="dxa"/>
+              <w:right w:w="180" w:type="dxa"/>
+            </w:tcMar>
+            <w:hideMark/>
+          </w:tcPr>
+          <w:p>
+            <w:pPr>
+              <w:spacing w:after="0" w:line="300" w:lineRule="atLeast"/>
+              <w:rPr>
+                <w:rFonts w:ascii="Arial" w:eastAsia="Times New Roman" w:hAnsi="Arial" w:cs="Arial"/>
+                <w:sz w:val="21"/>
+                <w:szCs w:val="21"/>
+                <w:lang w:eastAsia="pt-BR"/>
+              </w:rPr>
+            </w:pPr>
+            <w:r>
+              <w:rPr>
+                <w:rFonts w:ascii="Arial" w:eastAsia="Times New Roman" w:hAnsi="Arial" w:cs="Arial"/>
+                <w:sz w:val="21"/>
+                <w:szCs w:val="21"/>
+                <w:lang w:eastAsia="pt-BR"/>
+              </w:rPr>
+              <w:t>Entidade Relacionada</w:t>
+            </w:r>
+          </w:p>
+        </w:tc>
+        <w:tc>
+          <w:tcPr>
+            <w:tcW w:w="0" w:type="auto"/>
+            <w:shd w:val="clear" w:color="auto" w:fill="F8FAFD"/>
+            <w:tcMar>
+              <w:top w:w="120" w:type="dxa"/>
+              <w:left w:w="180" w:type="dxa"/>
+              <w:bottom w:w="120" w:type="dxa"/>
+              <w:right w:w="180" w:type="dxa"/>
+            </w:tcMar>
+            <w:hideMark/>
+          </w:tcPr>
+          <w:p>
+            <w:pPr>
+              <w:spacing w:after="0" w:line="300" w:lineRule="atLeast"/>
+              <w:rPr>
+                <w:rFonts w:ascii="Arial" w:eastAsia="Times New Roman" w:hAnsi="Arial" w:cs="Arial"/>
+                <w:sz w:val="21"/>
+                <w:szCs w:val="21"/>
+                <w:lang w:eastAsia="pt-BR"/>
+              </w:rPr>
+            </w:pPr>
+            <w:r>
+              <w:rPr>
+                <w:rFonts w:ascii="Arial" w:eastAsia="Times New Roman" w:hAnsi="Arial" w:cs="Arial"/>
+                <w:sz w:val="21"/>
+                <w:szCs w:val="21"/>
+                <w:lang w:eastAsia="pt-BR"/>
+              </w:rPr>
+              <w:t>Regra de Negócio Principal</w:t>
+            </w:r>
+          </w:p>
+        </w:tc>
+      </w:tr>
+      <w:tr>
+        <w:trPr>
+          <w:tblCellSpacing w:w="15" w:type="dxa"/>
+        </w:trPr>
+        <w:tc>
+          <w:tcPr>
+            <w:tcW w:w="0" w:type="auto"/>
+            <w:shd w:val="clear" w:color="auto" w:fill="F8FAFD"/>
+            <w:tcMar>
+              <w:top w:w="120" w:type="dxa"/>
+              <w:left w:w="180" w:type="dxa"/>
+              <w:bottom w:w="120" w:type="dxa"/>
+              <w:right w:w="180" w:type="dxa"/>
+            </w:tcMar>
+            <w:hideMark/>
+          </w:tcPr>
+          <w:p>
+            <w:pPr>
+              <w:spacing w:after="0" w:line="300" w:lineRule="atLeast"/>
+              <w:rPr>
+                <w:rFonts w:ascii="Arial" w:eastAsia="Times New Roman" w:hAnsi="Arial" w:cs="Arial"/>
+                <w:sz w:val="21"/>
+                <w:szCs w:val="21"/>
+                <w:lang w:eastAsia="pt-BR"/>
+              </w:rPr>
+            </w:pPr>
+            <w:r>
+              <w:rPr>
+                <w:rFonts w:ascii="Arial" w:eastAsia="Times New Roman" w:hAnsi="Arial" w:cs="Arial"/>
+                <w:b/>
+                <w:bCs/>
+                <w:sz w:val="21"/>
+                <w:szCs w:val="21"/>
+                <w:lang w:eastAsia="pt-BR"/>
+              </w:rPr>
+              <w:t>Realizar Matrícula</w:t>
+            </w:r>
+          </w:p>
+        </w:tc>
+        <w:tc>
+          <w:tcPr>
+            <w:tcW w:w="0" w:type="auto"/>
+            <w:shd w:val="clear" w:color="auto" w:fill="F8FAFD"/>
+            <w:tcMar>
+              <w:top w:w="120" w:type="dxa"/>
+              <w:left w:w="180" w:type="dxa"/>
+              <w:bottom w:w="120" w:type="dxa"/>
+              <w:right w:w="180" w:type="dxa"/>
+            </w:tcMar>
+            <w:hideMark/>
+          </w:tcPr>
+          <w:p>
+            <w:pPr>
+              <w:spacing w:after="0" w:line="300" w:lineRule="atLeast"/>
+              <w:rPr>
+                <w:rFonts w:ascii="Arial" w:eastAsia="Times New Roman" w:hAnsi="Arial" w:cs="Arial"/>
+                <w:sz w:val="21"/>
+                <w:szCs w:val="21"/>
+                <w:lang w:eastAsia="pt-BR"/>
+              </w:rPr>
+            </w:pPr>
+            <w:r>
+              <w:rPr>
+                <w:rFonts w:ascii="Arial" w:eastAsia="Times New Roman" w:hAnsi="Arial" w:cs="Arial"/>
+                <w:sz w:val="21"/>
+                <w:szCs w:val="21"/>
+                <w:lang w:eastAsia="pt-BR"/>
+              </w:rPr>
+              <w:t>Turma / Financeiro</w:t>
+            </w:r>
+          </w:p>
+        </w:tc>
+        <w:tc>
+          <w:tcPr>
+            <w:tcW w:w="0" w:type="auto"/>
+            <w:shd w:val="clear" w:color="auto" w:fill="F8FAFD"/>
+            <w:tcMar>
+              <w:top w:w="120" w:type="dxa"/>
+              <w:left w:w="180" w:type="dxa"/>
+              <w:bottom w:w="120" w:type="dxa"/>
+              <w:right w:w="180" w:type="dxa"/>
+            </w:tcMar>
+            <w:hideMark/>
+          </w:tcPr>
+          <w:p>
+            <w:pPr>
+              <w:spacing w:after="0" w:line="300" w:lineRule="atLeast"/>
+              <w:rPr>
+                <w:rFonts w:ascii="Arial" w:eastAsia="Times New Roman" w:hAnsi="Arial" w:cs="Arial"/>
+                <w:sz w:val="21"/>
+                <w:szCs w:val="21"/>
+                <w:lang w:eastAsia="pt-BR"/>
+              </w:rPr>
+            </w:pPr>
+            <w:r>
+              <w:rPr>
+                <w:rFonts w:ascii="Arial" w:eastAsia="Times New Roman" w:hAnsi="Arial" w:cs="Arial"/>
+                <w:sz w:val="21"/>
+                <w:szCs w:val="21"/>
+                <w:lang w:eastAsia="pt-BR"/>
+              </w:rPr>
+              <w:t>Bloquear se houver pendência financeira (A1) ou falta de pré-requisitos (A3).</w:t>
+            </w:r>
+          </w:p>
+        </w:tc>
+      </w:tr>
+      <w:tr>
+        <w:trPr>
+          <w:tblCellSpacing w:w="15" w:type="dxa"/>
+        </w:trPr>
+        <w:tc>
+          <w:tcPr>
+            <w:tcW w:w="0" w:type="auto"/>
+            <w:shd w:val="clear" w:color="auto" w:fill="F8FAFD"/>
+            <w:tcMar>
+              <w:top w:w="120" w:type="dxa"/>
+              <w:left w:w="180" w:type="dxa"/>
+              <w:bottom w:w="120" w:type="dxa"/>
+              <w:right w:w="180" w:type="dxa"/>
+            </w:tcMar>
+            <w:hideMark/>
+          </w:tcPr>
+          <w:p>
+            <w:pPr>
+              <w:spacing w:after="0" w:line="300" w:lineRule="atLeast"/>
+              <w:rPr>
+                <w:rFonts w:ascii="Arial" w:eastAsia="Times New Roman" w:hAnsi="Arial" w:cs="Arial"/>
+                <w:sz w:val="21"/>
+                <w:szCs w:val="21"/>
+                <w:lang w:eastAsia="pt-BR"/>
+              </w:rPr>
+            </w:pPr>
+            <w:r>
+              <w:rPr>
+                <w:rFonts w:ascii="Arial" w:eastAsia="Times New Roman" w:hAnsi="Arial" w:cs="Arial"/>
+                <w:b/>
+                <w:bCs/>
+                <w:sz w:val="21"/>
+                <w:szCs w:val="21"/>
+                <w:lang w:eastAsia="pt-BR"/>
+              </w:rPr>
+              <w:t>Lançar Notas</w:t>
+            </w:r>
+          </w:p>
+        </w:tc>
+        <w:tc>
+          <w:tcPr>
+            <w:tcW w:w="0" w:type="auto"/>
+            <w:shd w:val="clear" w:color="auto" w:fill="F8FAFD"/>
+            <w:tcMar>
+              <w:top w:w="120" w:type="dxa"/>
+              <w:left w:w="180" w:type="dxa"/>
+              <w:bottom w:w="120" w:type="dxa"/>
+              <w:right w:w="180" w:type="dxa"/>
+            </w:tcMar>
+            <w:hideMark/>
+          </w:tcPr>
+          <w:p>
+            <w:pPr>
+              <w:spacing w:after="0" w:line="300" w:lineRule="atLeast"/>
+              <w:rPr>
+                <w:rFonts w:ascii="Arial" w:eastAsia="Times New Roman" w:hAnsi="Arial" w:cs="Arial"/>
+                <w:sz w:val="21"/>
+                <w:szCs w:val="21"/>
+                <w:lang w:eastAsia="pt-BR"/>
+              </w:rPr>
+            </w:pPr>
+            <w:r>
+              <w:rPr>
+                <w:rFonts w:ascii="Arial" w:eastAsia="Times New Roman" w:hAnsi="Arial" w:cs="Arial"/>
+                <w:sz w:val="21"/>
+                <w:szCs w:val="21"/>
+                <w:lang w:eastAsia="pt-BR"/>
+              </w:rPr>
+              <w:t>Matrícula</w:t>
+            </w:r>
+          </w:p>
+        </w:tc>
+        <w:tc>
+          <w:tcPr>
+            <w:tcW w:w="0" w:type="auto"/>
+            <w:shd w:val="clear" w:color="auto" w:fill="F8FAFD"/>
+            <w:tcMar>
+              <w:top w:w="120" w:type="dxa"/>
+              <w:left w:w="180" w:type="dxa"/>
+              <w:bottom w:w="120" w:type="dxa"/>
+              <w:right w:w="180" w:type="dxa"/>
+            </w:tcMar>
+            <w:hideMark/>
+          </w:tcPr>
+          <w:p>
+            <w:pPr>
+              <w:spacing w:after="0" w:line="300" w:lineRule="atLeast"/>
+              <w:rPr>
+                <w:rFonts w:ascii="Arial" w:eastAsia="Times New Roman" w:hAnsi="Arial" w:cs="Arial"/>
+                <w:sz w:val="21"/>
+                <w:szCs w:val="21"/>
+                <w:lang w:eastAsia="pt-BR"/>
+              </w:rPr>
+            </w:pPr>
+            <w:r>
+              <w:rPr>
+                <w:rFonts w:ascii="Arial" w:eastAsia="Times New Roman" w:hAnsi="Arial" w:cs="Arial"/>
+                <w:sz w:val="21"/>
+                <w:szCs w:val="21"/>
+                <w:lang w:eastAsia="pt-BR"/>
+              </w:rPr>
+              <w:t>O sistema deve impedir edição de notas após o fechamento do período letivo.</w:t>
+            </w:r>
+          </w:p>
+        </w:tc>
+      </w:tr>
+      <w:tr>
+        <w:trPr>
+          <w:tblCellSpacing w:w="15" w:type="dxa"/>
+        </w:trPr>
+        <w:tc>
+          <w:tcPr>
+            <w:tcW w:w="0" w:type="auto"/>
+            <w:shd w:val="clear" w:color="auto" w:fill="F8FAFD"/>
+            <w:tcMar>
+              <w:top w:w="120" w:type="dxa"/>
+              <w:left w:w="180" w:type="dxa"/>
+              <w:bottom w:w="120" w:type="dxa"/>
+              <w:right w:w="180" w:type="dxa"/>
+            </w:tcMar>
+            <w:hideMark/>
+          </w:tcPr>
+          <w:p>
+            <w:pPr>
+              <w:spacing w:after="0" w:line="300" w:lineRule="atLeast"/>
+              <w:rPr>
+                <w:rFonts w:ascii="Arial" w:eastAsia="Times New Roman" w:hAnsi="Arial" w:cs="Arial"/>
+                <w:sz w:val="21"/>
+                <w:szCs w:val="21"/>
+                <w:lang w:eastAsia="pt-BR"/>
+              </w:rPr>
+            </w:pPr>
+            <w:r>
+              <w:rPr>
+                <w:rFonts w:ascii="Arial" w:eastAsia="Times New Roman" w:hAnsi="Arial" w:cs="Arial"/>
+                <w:b/>
+                <w:bCs/>
+                <w:sz w:val="21"/>
+                <w:szCs w:val="21"/>
+                <w:lang w:eastAsia="pt-BR"/>
+              </w:rPr>
+              <w:t>Gerar Boleto</w:t>
+            </w:r>
+          </w:p>
+        </w:tc>
+        <w:tc>
+          <w:tcPr>
+            <w:tcW w:w="0" w:type="auto"/>
+            <w:shd w:val="clear" w:color="auto" w:fill="F8FAFD"/>
+            <w:tcMar>
+              <w:top w:w="120" w:type="dxa"/>
+              <w:left w:w="180" w:type="dxa"/>
+              <w:bottom w:w="120" w:type="dxa"/>
+              <w:right w:w="180" w:type="dxa"/>
+            </w:tcMar>
+            <w:hideMark/>
+          </w:tcPr>
+          <w:p>
+            <w:pPr>
+              <w:spacing w:after="0" w:line="300" w:lineRule="atLeast"/>
+              <w:rPr>
+                <w:rFonts w:ascii="Arial" w:eastAsia="Times New Roman" w:hAnsi="Arial" w:cs="Arial"/>
+                <w:sz w:val="21"/>
+                <w:szCs w:val="21"/>
+                <w:lang w:eastAsia="pt-BR"/>
+              </w:rPr>
+            </w:pPr>
+            <w:r>
+              <w:rPr>
+                <w:rFonts w:ascii="Arial" w:eastAsia="Times New Roman" w:hAnsi="Arial" w:cs="Arial"/>
+                <w:sz w:val="21"/>
+                <w:szCs w:val="21"/>
+                <w:lang w:eastAsia="pt-BR"/>
+              </w:rPr>
+              <w:t>Sistema Bancário</w:t>
+            </w:r>
+          </w:p>
+        </w:tc>
+        <w:tc>
+          <w:tcPr>
+            <w:tcW w:w="0" w:type="auto"/>
+            <w:shd w:val="clear" w:color="auto" w:fill="F8FAFD"/>
+            <w:tcMar>
+              <w:top w:w="120" w:type="dxa"/>
+              <w:left w:w="180" w:type="dxa"/>
+              <w:bottom w:w="120" w:type="dxa"/>
+              <w:right w:w="180" w:type="dxa"/>
+            </w:tcMar>
+            <w:hideMark/>
+          </w:tcPr>
+          <w:p>
+            <w:pPr>
+              <w:spacing w:after="0" w:line="300" w:lineRule="atLeast"/>
+              <w:rPr>
+                <w:rFonts w:ascii="Arial" w:eastAsia="Times New Roman" w:hAnsi="Arial" w:cs="Arial"/>
+                <w:sz w:val="21"/>
+                <w:szCs w:val="21"/>
+                <w:lang w:eastAsia="pt-BR"/>
+              </w:rPr>
+            </w:pPr>
+            <w:r>
+              <w:rPr>
+                <w:rFonts w:ascii="Arial" w:eastAsia="Times New Roman" w:hAnsi="Arial" w:cs="Arial"/>
+                <w:sz w:val="21"/>
+                <w:szCs w:val="21"/>
+                <w:lang w:eastAsia="pt-BR"/>
+              </w:rPr>
+              <w:t xml:space="preserve">Aplicar "Desconto Pontualidade" via relação </w:t>
+            </w:r>
+            <w:r>
+              <w:rPr>
+                <w:rFonts w:ascii="Courier New" w:eastAsia="Times New Roman" w:hAnsi="Courier New" w:cs="Courier New"/>
+                <w:color w:val="444746"/>
+                <w:sz w:val="21"/>
+                <w:szCs w:val="21"/>
+                <w:shd w:val="clear" w:color="auto" w:fill="E9EEF6"/>
+                <w:lang w:eastAsia="pt-BR"/>
+              </w:rPr>
+              <w:t>&lt;&lt;extend&gt;&gt;</w:t>
+            </w:r>
+            <w:r>
+              <w:rPr>
+                <w:rFonts w:ascii="Arial" w:eastAsia="Times New Roman" w:hAnsi="Arial" w:cs="Arial"/>
+                <w:sz w:val="21"/>
+                <w:szCs w:val="21"/>
+                <w:lang w:eastAsia="pt-BR"/>
+              </w:rPr>
+              <w:t xml:space="preserve"> se o pagamento for antecipado.</w:t>
+            </w:r>
+          </w:p>
+        </w:tc>
+      </w:tr>
+    </w:tbl>
+    <w:p>
+      <w:pPr>
+        <w:spacing w:after="0" w:line="240" w:lineRule="auto"/>
+        <w:rPr>
+          <w:rFonts w:ascii="Arial" w:eastAsia="Times New Roman" w:hAnsi="Arial" w:cs="Arial"/>
+          <w:color w:val="1F1F1F"/>
+          <w:sz w:val="24"/>
+          <w:szCs w:val="24"/>
+          <w:lang w:eastAsia="pt-BR"/>
+        </w:rPr>
+      </w:pPr>
+      <w:r>
+        <w:rPr>
+          <w:rFonts w:ascii="Arial" w:eastAsia="Times New Roman" w:hAnsi="Arial" w:cs="Arial"/>
+          <w:color w:val="1F1F1F"/>
+          <w:sz w:val="24"/>
+          <w:szCs w:val="24"/>
+          <w:lang w:eastAsia="pt-BR"/>
+        </w:rPr>
+        <w:pict>
+          <v:rect id="_x0000_i1033" style="width:0;height:1.5pt" o:hralign="center" o:hrstd="t" o:hr="t" fillcolor="#a0a0a0" stroked="f"/>
+        </w:pict>
+      </w:r>
+    </w:p>
+    <w:p>
+      <w:pPr>
+        <w:spacing w:after="240" w:line="240" w:lineRule="auto"/>
+        <w:rPr>
+          <w:rFonts w:ascii="Arial" w:eastAsia="Times New Roman" w:hAnsi="Arial" w:cs="Arial"/>
+          <w:color w:val="1F1F1F"/>
+          <w:sz w:val="24"/>
+          <w:szCs w:val="24"/>
+          <w:lang w:eastAsia="pt-BR"/>
+        </w:rPr>
+      </w:pPr>
+      <w:r>
+        <w:rPr>
+          <w:rFonts w:ascii="Arial" w:eastAsia="Times New Roman" w:hAnsi="Arial" w:cs="Arial"/>
+          <w:b/>
+          <w:bCs/>
+          <w:color w:val="1F1F1F"/>
+          <w:sz w:val="24"/>
+          <w:szCs w:val="24"/>
+          <w:lang w:eastAsia="pt-BR"/>
+        </w:rPr>
+        <w:t>Gostaria que eu detalhasse agora o Diagrama de Sequência de um desses casos (como o de Matrícula) para mostrar como o Backend processa essas validações em tempo real?</w:t>
+      </w:r>
+    </w:p>
+    <w:p>
+      <w:bookmarkStart w:id="0" w:name="_GoBack"/>
+      <w:bookmarkEnd w:id="0"/>
+    </w:p>
     <w:sectPr>
       <w:pgSz w:w="11906" w:h="16838"/>
       <w:pgMar w:top="1417" w:right="1701" w:bottom="1417" w:left="1701" w:header="708" w:footer="708" w:gutter="0"/>
@@ -8098,6 +9243,155 @@
     </w:lvl>
   </w:abstractNum>
   <w:abstractNum w:abstractNumId="9" w15:restartNumberingAfterBreak="0">
+    <w:nsid w:val="343A4557"/>
+    <w:multiLevelType w:val="multilevel"/>
+    <w:tmpl w:val="A83EDFBC"/>
+    <w:lvl w:ilvl="0">
+      <w:start w:val="1"/>
+      <w:numFmt w:val="bullet"/>
+      <w:lvlText w:val=""/>
+      <w:lvlJc w:val="left"/>
+      <w:pPr>
+        <w:tabs>
+          <w:tab w:val="num" w:pos="720"/>
+        </w:tabs>
+        <w:ind w:left="720" w:hanging="360"/>
+      </w:pPr>
+      <w:rPr>
+        <w:rFonts w:ascii="Symbol" w:hAnsi="Symbol" w:hint="default"/>
+        <w:sz w:val="20"/>
+      </w:rPr>
+    </w:lvl>
+    <w:lvl w:ilvl="1" w:tentative="1">
+      <w:start w:val="1"/>
+      <w:numFmt w:val="bullet"/>
+      <w:lvlText w:val=""/>
+      <w:lvlJc w:val="left"/>
+      <w:pPr>
+        <w:tabs>
+          <w:tab w:val="num" w:pos="1440"/>
+        </w:tabs>
+        <w:ind w:left="1440" w:hanging="360"/>
+      </w:pPr>
+      <w:rPr>
+        <w:rFonts w:ascii="Symbol" w:hAnsi="Symbol" w:hint="default"/>
+        <w:sz w:val="20"/>
+      </w:rPr>
+    </w:lvl>
+    <w:lvl w:ilvl="2" w:tentative="1">
+      <w:start w:val="1"/>
+      <w:numFmt w:val="bullet"/>
+      <w:lvlText w:val=""/>
+      <w:lvlJc w:val="left"/>
+      <w:pPr>
+        <w:tabs>
+          <w:tab w:val="num" w:pos="2160"/>
+        </w:tabs>
+        <w:ind w:left="2160" w:hanging="360"/>
+      </w:pPr>
+      <w:rPr>
+        <w:rFonts w:ascii="Symbol" w:hAnsi="Symbol" w:hint="default"/>
+        <w:sz w:val="20"/>
+      </w:rPr>
+    </w:lvl>
+    <w:lvl w:ilvl="3" w:tentative="1">
+      <w:start w:val="1"/>
+      <w:numFmt w:val="bullet"/>
+      <w:lvlText w:val=""/>
+      <w:lvlJc w:val="left"/>
+      <w:pPr>
+        <w:tabs>
+          <w:tab w:val="num" w:pos="2880"/>
+        </w:tabs>
+        <w:ind w:left="2880" w:hanging="360"/>
+      </w:pPr>
+      <w:rPr>
+        <w:rFonts w:ascii="Symbol" w:hAnsi="Symbol" w:hint="default"/>
+        <w:sz w:val="20"/>
+      </w:rPr>
+    </w:lvl>
+    <w:lvl w:ilvl="4" w:tentative="1">
+      <w:start w:val="1"/>
+      <w:numFmt w:val="bullet"/>
+      <w:lvlText w:val=""/>
+      <w:lvlJc w:val="left"/>
+      <w:pPr>
+        <w:tabs>
+          <w:tab w:val="num" w:pos="3600"/>
+        </w:tabs>
+        <w:ind w:left="3600" w:hanging="360"/>
+      </w:pPr>
+      <w:rPr>
+        <w:rFonts w:ascii="Symbol" w:hAnsi="Symbol" w:hint="default"/>
+        <w:sz w:val="20"/>
+      </w:rPr>
+    </w:lvl>
+    <w:lvl w:ilvl="5" w:tentative="1">
+      <w:start w:val="1"/>
+      <w:numFmt w:val="bullet"/>
+      <w:lvlText w:val=""/>
+      <w:lvlJc w:val="left"/>
+      <w:pPr>
+        <w:tabs>
+          <w:tab w:val="num" w:pos="4320"/>
+        </w:tabs>
+        <w:ind w:left="4320" w:hanging="360"/>
+      </w:pPr>
+      <w:rPr>
+        <w:rFonts w:ascii="Symbol" w:hAnsi="Symbol" w:hint="default"/>
+        <w:sz w:val="20"/>
+      </w:rPr>
+    </w:lvl>
+    <w:lvl w:ilvl="6" w:tentative="1">
+      <w:start w:val="1"/>
+      <w:numFmt w:val="bullet"/>
+      <w:lvlText w:val=""/>
+      <w:lvlJc w:val="left"/>
+      <w:pPr>
+        <w:tabs>
+          <w:tab w:val="num" w:pos="5040"/>
+        </w:tabs>
+        <w:ind w:left="5040" w:hanging="360"/>
+      </w:pPr>
+      <w:rPr>
+        <w:rFonts w:ascii="Symbol" w:hAnsi="Symbol" w:hint="default"/>
+        <w:sz w:val="20"/>
+      </w:rPr>
+    </w:lvl>
+    <w:lvl w:ilvl="7" w:tentative="1">
+      <w:start w:val="1"/>
+      <w:numFmt w:val="bullet"/>
+      <w:lvlText w:val=""/>
+      <w:lvlJc w:val="left"/>
+      <w:pPr>
+        <w:tabs>
+          <w:tab w:val="num" w:pos="5760"/>
+        </w:tabs>
+        <w:ind w:left="5760" w:hanging="360"/>
+      </w:pPr>
+      <w:rPr>
+        <w:rFonts w:ascii="Symbol" w:hAnsi="Symbol" w:hint="default"/>
+        <w:sz w:val="20"/>
+      </w:rPr>
+    </w:lvl>
+    <w:lvl w:ilvl="8" w:tentative="1">
+      <w:start w:val="1"/>
+      <w:numFmt w:val="bullet"/>
+      <w:lvlText w:val=""/>
+      <w:lvlJc w:val="left"/>
+      <w:pPr>
+        <w:tabs>
+          <w:tab w:val="num" w:pos="6480"/>
+        </w:tabs>
+        <w:ind w:left="6480" w:hanging="360"/>
+      </w:pPr>
+      <w:rPr>
+        <w:rFonts w:ascii="Symbol" w:hAnsi="Symbol" w:hint="default"/>
+        <w:sz w:val="20"/>
+      </w:rPr>
+    </w:lvl>
+  </w:abstractNum>
+  <w:abstractNum w:abstractNumId="10" w15:restartNumberingAfterBreak="0">
     <w:nsid w:val="34FC6BD2"/>
     <w:multiLevelType w:val="multilevel"/>
     <w:tmpl w:val="58CE38D0"/>
@@ -8210,7 +9504,7 @@
       </w:pPr>
     </w:lvl>
   </w:abstractNum>
-  <w:abstractNum w:abstractNumId="10" w15:restartNumberingAfterBreak="0">
+  <w:abstractNum w:abstractNumId="11" w15:restartNumberingAfterBreak="0">
     <w:nsid w:val="37D9331F"/>
     <w:multiLevelType w:val="multilevel"/>
     <w:tmpl w:val="D68EAA72"/>
@@ -8359,7 +9653,7 @@
       </w:rPr>
     </w:lvl>
   </w:abstractNum>
-  <w:abstractNum w:abstractNumId="11" w15:restartNumberingAfterBreak="0">
+  <w:abstractNum w:abstractNumId="12" w15:restartNumberingAfterBreak="0">
     <w:nsid w:val="3ABD22F5"/>
     <w:multiLevelType w:val="multilevel"/>
     <w:tmpl w:val="B16E47C6"/>
@@ -8472,7 +9766,7 @@
       </w:pPr>
     </w:lvl>
   </w:abstractNum>
-  <w:abstractNum w:abstractNumId="12" w15:restartNumberingAfterBreak="0">
+  <w:abstractNum w:abstractNumId="13" w15:restartNumberingAfterBreak="0">
     <w:nsid w:val="43FB43C5"/>
     <w:multiLevelType w:val="multilevel"/>
     <w:tmpl w:val="42E6BD7C"/>
@@ -8585,7 +9879,7 @@
       </w:pPr>
     </w:lvl>
   </w:abstractNum>
-  <w:abstractNum w:abstractNumId="13" w15:restartNumberingAfterBreak="0">
+  <w:abstractNum w:abstractNumId="14" w15:restartNumberingAfterBreak="0">
     <w:nsid w:val="51E73EF6"/>
     <w:multiLevelType w:val="multilevel"/>
     <w:tmpl w:val="4D2C0B2E"/>
@@ -8734,7 +10028,7 @@
       </w:rPr>
     </w:lvl>
   </w:abstractNum>
-  <w:abstractNum w:abstractNumId="14" w15:restartNumberingAfterBreak="0">
+  <w:abstractNum w:abstractNumId="15" w15:restartNumberingAfterBreak="0">
     <w:nsid w:val="553E71C7"/>
     <w:multiLevelType w:val="multilevel"/>
     <w:tmpl w:val="4E023672"/>
@@ -8883,7 +10177,7 @@
       </w:rPr>
     </w:lvl>
   </w:abstractNum>
-  <w:abstractNum w:abstractNumId="15" w15:restartNumberingAfterBreak="0">
+  <w:abstractNum w:abstractNumId="16" w15:restartNumberingAfterBreak="0">
     <w:nsid w:val="55556994"/>
     <w:multiLevelType w:val="multilevel"/>
     <w:tmpl w:val="2A7EA9E6"/>
@@ -9032,7 +10326,156 @@
       </w:rPr>
     </w:lvl>
   </w:abstractNum>
-  <w:abstractNum w:abstractNumId="16" w15:restartNumberingAfterBreak="0">
+  <w:abstractNum w:abstractNumId="17" w15:restartNumberingAfterBreak="0">
+    <w:nsid w:val="5B7F6BDA"/>
+    <w:multiLevelType w:val="multilevel"/>
+    <w:tmpl w:val="940AC1E0"/>
+    <w:lvl w:ilvl="0">
+      <w:start w:val="1"/>
+      <w:numFmt w:val="bullet"/>
+      <w:lvlText w:val=""/>
+      <w:lvlJc w:val="left"/>
+      <w:pPr>
+        <w:tabs>
+          <w:tab w:val="num" w:pos="720"/>
+        </w:tabs>
+        <w:ind w:left="720" w:hanging="360"/>
+      </w:pPr>
+      <w:rPr>
+        <w:rFonts w:ascii="Symbol" w:hAnsi="Symbol" w:hint="default"/>
+        <w:sz w:val="20"/>
+      </w:rPr>
+    </w:lvl>
+    <w:lvl w:ilvl="1" w:tentative="1">
+      <w:start w:val="1"/>
+      <w:numFmt w:val="bullet"/>
+      <w:lvlText w:val=""/>
+      <w:lvlJc w:val="left"/>
+      <w:pPr>
+        <w:tabs>
+          <w:tab w:val="num" w:pos="1440"/>
+        </w:tabs>
+        <w:ind w:left="1440" w:hanging="360"/>
+      </w:pPr>
+      <w:rPr>
+        <w:rFonts w:ascii="Symbol" w:hAnsi="Symbol" w:hint="default"/>
+        <w:sz w:val="20"/>
+      </w:rPr>
+    </w:lvl>
+    <w:lvl w:ilvl="2" w:tentative="1">
+      <w:start w:val="1"/>
+      <w:numFmt w:val="bullet"/>
+      <w:lvlText w:val=""/>
+      <w:lvlJc w:val="left"/>
+      <w:pPr>
+        <w:tabs>
+          <w:tab w:val="num" w:pos="2160"/>
+        </w:tabs>
+        <w:ind w:left="2160" w:hanging="360"/>
+      </w:pPr>
+      <w:rPr>
+        <w:rFonts w:ascii="Symbol" w:hAnsi="Symbol" w:hint="default"/>
+        <w:sz w:val="20"/>
+      </w:rPr>
+    </w:lvl>
+    <w:lvl w:ilvl="3" w:tentative="1">
+      <w:start w:val="1"/>
+      <w:numFmt w:val="bullet"/>
+      <w:lvlText w:val=""/>
+      <w:lvlJc w:val="left"/>
+      <w:pPr>
+        <w:tabs>
+          <w:tab w:val="num" w:pos="2880"/>
+        </w:tabs>
+        <w:ind w:left="2880" w:hanging="360"/>
+      </w:pPr>
+      <w:rPr>
+        <w:rFonts w:ascii="Symbol" w:hAnsi="Symbol" w:hint="default"/>
+        <w:sz w:val="20"/>
+      </w:rPr>
+    </w:lvl>
+    <w:lvl w:ilvl="4" w:tentative="1">
+      <w:start w:val="1"/>
+      <w:numFmt w:val="bullet"/>
+      <w:lvlText w:val=""/>
+      <w:lvlJc w:val="left"/>
+      <w:pPr>
+        <w:tabs>
+          <w:tab w:val="num" w:pos="3600"/>
+        </w:tabs>
+        <w:ind w:left="3600" w:hanging="360"/>
+      </w:pPr>
+      <w:rPr>
+        <w:rFonts w:ascii="Symbol" w:hAnsi="Symbol" w:hint="default"/>
+        <w:sz w:val="20"/>
+      </w:rPr>
+    </w:lvl>
+    <w:lvl w:ilvl="5" w:tentative="1">
+      <w:start w:val="1"/>
+      <w:numFmt w:val="bullet"/>
+      <w:lvlText w:val=""/>
+      <w:lvlJc w:val="left"/>
+      <w:pPr>
+        <w:tabs>
+          <w:tab w:val="num" w:pos="4320"/>
+        </w:tabs>
+        <w:ind w:left="4320" w:hanging="360"/>
+      </w:pPr>
+      <w:rPr>
+        <w:rFonts w:ascii="Symbol" w:hAnsi="Symbol" w:hint="default"/>
+        <w:sz w:val="20"/>
+      </w:rPr>
+    </w:lvl>
+    <w:lvl w:ilvl="6" w:tentative="1">
+      <w:start w:val="1"/>
+      <w:numFmt w:val="bullet"/>
+      <w:lvlText w:val=""/>
+      <w:lvlJc w:val="left"/>
+      <w:pPr>
+        <w:tabs>
+          <w:tab w:val="num" w:pos="5040"/>
+        </w:tabs>
+        <w:ind w:left="5040" w:hanging="360"/>
+      </w:pPr>
+      <w:rPr>
+        <w:rFonts w:ascii="Symbol" w:hAnsi="Symbol" w:hint="default"/>
+        <w:sz w:val="20"/>
+      </w:rPr>
+    </w:lvl>
+    <w:lvl w:ilvl="7" w:tentative="1">
+      <w:start w:val="1"/>
+      <w:numFmt w:val="bullet"/>
+      <w:lvlText w:val=""/>
+      <w:lvlJc w:val="left"/>
+      <w:pPr>
+        <w:tabs>
+          <w:tab w:val="num" w:pos="5760"/>
+        </w:tabs>
+        <w:ind w:left="5760" w:hanging="360"/>
+      </w:pPr>
+      <w:rPr>
+        <w:rFonts w:ascii="Symbol" w:hAnsi="Symbol" w:hint="default"/>
+        <w:sz w:val="20"/>
+      </w:rPr>
+    </w:lvl>
+    <w:lvl w:ilvl="8" w:tentative="1">
+      <w:start w:val="1"/>
+      <w:numFmt w:val="bullet"/>
+      <w:lvlText w:val=""/>
+      <w:lvlJc w:val="left"/>
+      <w:pPr>
+        <w:tabs>
+          <w:tab w:val="num" w:pos="6480"/>
+        </w:tabs>
+        <w:ind w:left="6480" w:hanging="360"/>
+      </w:pPr>
+      <w:rPr>
+        <w:rFonts w:ascii="Symbol" w:hAnsi="Symbol" w:hint="default"/>
+        <w:sz w:val="20"/>
+      </w:rPr>
+    </w:lvl>
+  </w:abstractNum>
+  <w:abstractNum w:abstractNumId="18" w15:restartNumberingAfterBreak="0">
     <w:nsid w:val="5D8050B9"/>
     <w:multiLevelType w:val="multilevel"/>
     <w:tmpl w:val="F990AE1C"/>
@@ -9181,7 +10624,7 @@
       </w:rPr>
     </w:lvl>
   </w:abstractNum>
-  <w:abstractNum w:abstractNumId="17" w15:restartNumberingAfterBreak="0">
+  <w:abstractNum w:abstractNumId="19" w15:restartNumberingAfterBreak="0">
     <w:nsid w:val="5E800D8D"/>
     <w:multiLevelType w:val="multilevel"/>
     <w:tmpl w:val="17465860"/>
@@ -9294,7 +10737,7 @@
       </w:pPr>
     </w:lvl>
   </w:abstractNum>
-  <w:abstractNum w:abstractNumId="18" w15:restartNumberingAfterBreak="0">
+  <w:abstractNum w:abstractNumId="20" w15:restartNumberingAfterBreak="0">
     <w:nsid w:val="672A144D"/>
     <w:multiLevelType w:val="multilevel"/>
     <w:tmpl w:val="FD64A6E6"/>
@@ -9443,7 +10886,7 @@
       </w:rPr>
     </w:lvl>
   </w:abstractNum>
-  <w:abstractNum w:abstractNumId="19" w15:restartNumberingAfterBreak="0">
+  <w:abstractNum w:abstractNumId="21" w15:restartNumberingAfterBreak="0">
     <w:nsid w:val="69BC1FC2"/>
     <w:multiLevelType w:val="multilevel"/>
     <w:tmpl w:val="2B305C84"/>
@@ -9596,34 +11039,34 @@
     <w:abstractNumId w:val="2"/>
   </w:num>
   <w:num w:numId="2">
-    <w:abstractNumId w:val="14"/>
+    <w:abstractNumId w:val="15"/>
   </w:num>
   <w:num w:numId="3">
-    <w:abstractNumId w:val="16"/>
+    <w:abstractNumId w:val="18"/>
   </w:num>
   <w:num w:numId="4">
     <w:abstractNumId w:val="4"/>
   </w:num>
   <w:num w:numId="5">
-    <w:abstractNumId w:val="19"/>
+    <w:abstractNumId w:val="21"/>
   </w:num>
   <w:num w:numId="6">
     <w:abstractNumId w:val="5"/>
   </w:num>
   <w:num w:numId="7">
-    <w:abstractNumId w:val="9"/>
+    <w:abstractNumId w:val="10"/>
   </w:num>
   <w:num w:numId="8">
+    <w:abstractNumId w:val="14"/>
+  </w:num>
+  <w:num w:numId="9">
+    <w:abstractNumId w:val="20"/>
+  </w:num>
+  <w:num w:numId="10">
     <w:abstractNumId w:val="13"/>
   </w:num>
-  <w:num w:numId="9">
-    <w:abstractNumId w:val="18"/>
-  </w:num>
-  <w:num w:numId="10">
+  <w:num w:numId="11">
     <w:abstractNumId w:val="12"/>
-  </w:num>
-  <w:num w:numId="11">
-    <w:abstractNumId w:val="11"/>
   </w:num>
   <w:num w:numId="12">
     <w:abstractNumId w:val="0"/>
@@ -9641,16 +11084,22 @@
     <w:abstractNumId w:val="1"/>
   </w:num>
   <w:num w:numId="17">
-    <w:abstractNumId w:val="10"/>
+    <w:abstractNumId w:val="11"/>
   </w:num>
   <w:num w:numId="18">
-    <w:abstractNumId w:val="15"/>
+    <w:abstractNumId w:val="16"/>
   </w:num>
   <w:num w:numId="19">
-    <w:abstractNumId w:val="17"/>
+    <w:abstractNumId w:val="19"/>
   </w:num>
   <w:num w:numId="20">
     <w:abstractNumId w:val="6"/>
+  </w:num>
+  <w:num w:numId="21">
+    <w:abstractNumId w:val="17"/>
+  </w:num>
+  <w:num w:numId="22">
+    <w:abstractNumId w:val="9"/>
   </w:num>
 </w:numbering>
 </file>
@@ -10049,6 +11498,46 @@
     <w:name w:val="Normal"/>
     <w:qFormat/>
   </w:style>
+  <w:style w:type="paragraph" w:styleId="Cabealho2">
+    <w:name w:val="heading 2"/>
+    <w:basedOn w:val="Normal"/>
+    <w:link w:val="Cabealho2Carter"/>
+    <w:uiPriority w:val="9"/>
+    <w:qFormat/>
+    <w:rsid w:val="008C73F6"/>
+    <w:pPr>
+      <w:spacing w:before="100" w:beforeAutospacing="1" w:after="100" w:afterAutospacing="1" w:line="240" w:lineRule="auto"/>
+      <w:outlineLvl w:val="1"/>
+    </w:pPr>
+    <w:rPr>
+      <w:rFonts w:ascii="Times New Roman" w:eastAsia="Times New Roman" w:hAnsi="Times New Roman" w:cs="Times New Roman"/>
+      <w:b/>
+      <w:bCs/>
+      <w:sz w:val="36"/>
+      <w:szCs w:val="36"/>
+      <w:lang w:eastAsia="pt-BR"/>
+    </w:rPr>
+  </w:style>
+  <w:style w:type="paragraph" w:styleId="Cabealho3">
+    <w:name w:val="heading 3"/>
+    <w:basedOn w:val="Normal"/>
+    <w:link w:val="Cabealho3Carter"/>
+    <w:uiPriority w:val="9"/>
+    <w:qFormat/>
+    <w:rsid w:val="008C73F6"/>
+    <w:pPr>
+      <w:spacing w:before="100" w:beforeAutospacing="1" w:after="100" w:afterAutospacing="1" w:line="240" w:lineRule="auto"/>
+      <w:outlineLvl w:val="2"/>
+    </w:pPr>
+    <w:rPr>
+      <w:rFonts w:ascii="Times New Roman" w:eastAsia="Times New Roman" w:hAnsi="Times New Roman" w:cs="Times New Roman"/>
+      <w:b/>
+      <w:bCs/>
+      <w:sz w:val="27"/>
+      <w:szCs w:val="27"/>
+      <w:lang w:eastAsia="pt-BR"/>
+    </w:rPr>
+  </w:style>
   <w:style w:type="character" w:default="1" w:styleId="Tipodeletrapredefinidodopargrafo">
     <w:name w:val="Default Paragraph Font"/>
     <w:uiPriority w:val="1"/>
@@ -10120,6 +11609,53 @@
     <w:name w:val="vndci"/>
     <w:basedOn w:val="Tipodeletrapredefinidodopargrafo"/>
     <w:rsid w:val="00B2773D"/>
+  </w:style>
+  <w:style w:type="character" w:customStyle="1" w:styleId="Cabealho2Carter">
+    <w:name w:val="Cabeçalho 2 Caráter"/>
+    <w:basedOn w:val="Tipodeletrapredefinidodopargrafo"/>
+    <w:link w:val="Cabealho2"/>
+    <w:uiPriority w:val="9"/>
+    <w:rsid w:val="008C73F6"/>
+    <w:rPr>
+      <w:rFonts w:ascii="Times New Roman" w:eastAsia="Times New Roman" w:hAnsi="Times New Roman" w:cs="Times New Roman"/>
+      <w:b/>
+      <w:bCs/>
+      <w:sz w:val="36"/>
+      <w:szCs w:val="36"/>
+      <w:lang w:eastAsia="pt-BR"/>
+    </w:rPr>
+  </w:style>
+  <w:style w:type="character" w:customStyle="1" w:styleId="Cabealho3Carter">
+    <w:name w:val="Cabeçalho 3 Caráter"/>
+    <w:basedOn w:val="Tipodeletrapredefinidodopargrafo"/>
+    <w:link w:val="Cabealho3"/>
+    <w:uiPriority w:val="9"/>
+    <w:rsid w:val="008C73F6"/>
+    <w:rPr>
+      <w:rFonts w:ascii="Times New Roman" w:eastAsia="Times New Roman" w:hAnsi="Times New Roman" w:cs="Times New Roman"/>
+      <w:b/>
+      <w:bCs/>
+      <w:sz w:val="27"/>
+      <w:szCs w:val="27"/>
+      <w:lang w:eastAsia="pt-BR"/>
+    </w:rPr>
+  </w:style>
+  <w:style w:type="paragraph" w:styleId="NormalWeb">
+    <w:name w:val="Normal (Web)"/>
+    <w:basedOn w:val="Normal"/>
+    <w:uiPriority w:val="99"/>
+    <w:semiHidden/>
+    <w:unhideWhenUsed/>
+    <w:rsid w:val="008C73F6"/>
+    <w:pPr>
+      <w:spacing w:before="100" w:beforeAutospacing="1" w:after="100" w:afterAutospacing="1" w:line="240" w:lineRule="auto"/>
+    </w:pPr>
+    <w:rPr>
+      <w:rFonts w:ascii="Times New Roman" w:eastAsia="Times New Roman" w:hAnsi="Times New Roman" w:cs="Times New Roman"/>
+      <w:sz w:val="24"/>
+      <w:szCs w:val="24"/>
+      <w:lang w:eastAsia="pt-BR"/>
+    </w:rPr>
   </w:style>
 </w:styles>
 </file>
